--- a/11.docx
+++ b/11.docx
@@ -319,7 +319,15 @@
           <w:b/>
           <w:bCs/>
         </w:rPr>
-        <w:t>ОТЧЕТ ПО ЛАБОРАТОРНОЙ РАБОТЕ № 10</w:t>
+        <w:t>ОТЧЕТ ПО ЛАБОРАТОРНОЙ РАБОТЕ № 1</w:t>
+      </w:r>
+      <w:r>
+        <w:rPr>
+          <w:rFonts w:ascii="Times New Roman" w:eastAsia="Times New Roman" w:hAnsi="Times New Roman"/>
+          <w:b/>
+          <w:bCs/>
+        </w:rPr>
+        <w:t>1</w:t>
       </w:r>
     </w:p>
     <w:p>
@@ -1415,9 +1423,6 @@
     <w:p>
       <w:pPr>
         <w:jc w:val="center"/>
-        <w:rPr>
-          <w:lang w:val="en-US"/>
-        </w:rPr>
       </w:pPr>
       <w:r>
         <w:rPr>
@@ -1469,9 +1474,6 @@
         <w:t>Рисунок</w:t>
       </w:r>
       <w:r>
-        <w:rPr>
-          <w:lang w:val="en-US"/>
-        </w:rPr>
         <w:t xml:space="preserve"> 9 - </w:t>
       </w:r>
       <w:r>
@@ -1479,15 +1481,38 @@
           <w:rFonts w:ascii="Times New Roman" w:eastAsia="Times New Roman" w:hAnsi="Times New Roman"/>
           <w:lang w:val="en-US"/>
         </w:rPr>
-        <w:t>resource demanding1.service</w:t>
-      </w:r>
-    </w:p>
-    <w:p>
-      <w:pPr>
-        <w:jc w:val="center"/>
-        <w:rPr>
-          <w:lang w:val="en-US"/>
-        </w:rPr>
+        <w:t>resource</w:t>
+      </w:r>
+      <w:r>
+        <w:rPr>
+          <w:rFonts w:ascii="Times New Roman" w:eastAsia="Times New Roman" w:hAnsi="Times New Roman"/>
+        </w:rPr>
+        <w:t xml:space="preserve"> </w:t>
+      </w:r>
+      <w:r>
+        <w:rPr>
+          <w:rFonts w:ascii="Times New Roman" w:eastAsia="Times New Roman" w:hAnsi="Times New Roman"/>
+          <w:lang w:val="en-US"/>
+        </w:rPr>
+        <w:t>demanding</w:t>
+      </w:r>
+      <w:r>
+        <w:rPr>
+          <w:rFonts w:ascii="Times New Roman" w:eastAsia="Times New Roman" w:hAnsi="Times New Roman"/>
+        </w:rPr>
+        <w:t>1.</w:t>
+      </w:r>
+      <w:r>
+        <w:rPr>
+          <w:rFonts w:ascii="Times New Roman" w:eastAsia="Times New Roman" w:hAnsi="Times New Roman"/>
+          <w:lang w:val="en-US"/>
+        </w:rPr>
+        <w:t>service</w:t>
+      </w:r>
+    </w:p>
+    <w:p>
+      <w:pPr>
+        <w:jc w:val="center"/>
       </w:pPr>
       <w:r>
         <w:rPr>
@@ -1540,9 +1565,6 @@
         <w:t>Рисунок</w:t>
       </w:r>
       <w:r>
-        <w:rPr>
-          <w:lang w:val="en-US"/>
-        </w:rPr>
         <w:t xml:space="preserve"> 10 - </w:t>
       </w:r>
       <w:r>
@@ -1550,7 +1572,26 @@
           <w:rFonts w:ascii="Times New Roman" w:eastAsia="Times New Roman" w:hAnsi="Times New Roman"/>
           <w:lang w:val="en-US"/>
         </w:rPr>
-        <w:t>fly-message-</w:t>
+        <w:t>fly</w:t>
+      </w:r>
+      <w:r>
+        <w:rPr>
+          <w:rFonts w:ascii="Times New Roman" w:eastAsia="Times New Roman" w:hAnsi="Times New Roman"/>
+        </w:rPr>
+        <w:t>-</w:t>
+      </w:r>
+      <w:r>
+        <w:rPr>
+          <w:rFonts w:ascii="Times New Roman" w:eastAsia="Times New Roman" w:hAnsi="Times New Roman"/>
+          <w:lang w:val="en-US"/>
+        </w:rPr>
+        <w:t>message</w:t>
+      </w:r>
+      <w:r>
+        <w:rPr>
+          <w:rFonts w:ascii="Times New Roman" w:eastAsia="Times New Roman" w:hAnsi="Times New Roman"/>
+        </w:rPr>
+        <w:t>-</w:t>
       </w:r>
       <w:proofErr w:type="spellStart"/>
       <w:proofErr w:type="gramStart"/>
@@ -1559,7 +1600,24 @@
           <w:rFonts w:ascii="Times New Roman" w:eastAsia="Times New Roman" w:hAnsi="Times New Roman"/>
           <w:lang w:val="en-US"/>
         </w:rPr>
-        <w:t>monitor.service</w:t>
+        <w:t>monitor</w:t>
+      </w:r>
+      <w:proofErr w:type="spellEnd"/>
+      <w:proofErr w:type="gramEnd"/>
+      <w:r>
+        <w:rPr>
+          <w:rFonts w:ascii="Times New Roman" w:eastAsia="Times New Roman" w:hAnsi="Times New Roman"/>
+        </w:rPr>
+        <w:t>.</w:t>
+      </w:r>
+      <w:proofErr w:type="spellStart"/>
+      <w:proofErr w:type="gramStart"/>
+      <w:r>
+        <w:rPr>
+          <w:rFonts w:ascii="Times New Roman" w:eastAsia="Times New Roman" w:hAnsi="Times New Roman"/>
+          <w:lang w:val="en-US"/>
+        </w:rPr>
+        <w:t>service</w:t>
       </w:r>
       <w:proofErr w:type="spellEnd"/>
       <w:proofErr w:type="gramEnd"/>
